--- a/CÔNG TY TNHH PHỤ KIỆN MỘC NĂM HÙNG/NamHung_TangVon/ChungNhanPhanVonGop_NguyenThiThanhThuy_2026_DaSua.docx
+++ b/CÔNG TY TNHH PHỤ KIỆN MỘC NĂM HÙNG/NamHung_TangVon/ChungNhanPhanVonGop_NguyenThiThanhThuy_2026_DaSua.docx
@@ -1,6 +1,6 @@
 
 <file path=word/document.xml><?xml version="1.0" encoding="utf-8"?>
-<w:document xmlns:wpc="http://schemas.microsoft.com/office/word/2010/wordprocessingCanvas" xmlns:cx="http://schemas.microsoft.com/office/drawing/2014/chartex" xmlns:cx1="http://schemas.microsoft.com/office/drawing/2015/9/8/chartex" xmlns:cx2="http://schemas.microsoft.com/office/drawing/2015/10/21/chartex" xmlns:cx3="http://schemas.microsoft.com/office/drawing/2016/5/9/chartex" xmlns:cx4="http://schemas.microsoft.com/office/drawing/2016/5/10/chartex" xmlns:cx5="http://schemas.microsoft.com/office/drawing/2016/5/11/chartex" xmlns:cx6="http://schemas.microsoft.com/office/drawing/2016/5/12/chartex" xmlns:cx7="http://schemas.microsoft.com/office/drawing/2016/5/13/chartex" xmlns:cx8="http://schemas.microsoft.com/office/drawing/2016/5/14/chartex" xmlns:mc="http://schemas.openxmlformats.org/markup-compatibility/2006" xmlns:aink="http://schemas.microsoft.com/office/drawing/2016/ink" xmlns:am3d="http://schemas.microsoft.com/office/drawing/2017/model3d" xmlns:o="urn:schemas-microsoft-com:office:office" xmlns:oel="http://schemas.microsoft.com/office/2019/extlst" xmlns:r="http://schemas.openxmlformats.org/officeDocument/2006/relationships" xmlns:m="http://schemas.openxmlformats.org/officeDocument/2006/math" xmlns:v="urn:schemas-microsoft-com:vml" xmlns:wp14="http://schemas.microsoft.com/office/word/2010/wordprocessingDrawing" xmlns:wp="http://schemas.openxmlformats.org/drawingml/2006/wordprocessingDrawing" xmlns:w10="urn:schemas-microsoft-com:office:word" xmlns:w="http://schemas.openxmlformats.org/wordprocessingml/2006/main" xmlns:w14="http://schemas.microsoft.com/office/word/2010/wordml" xmlns:w15="http://schemas.microsoft.com/office/word/2012/wordml" xmlns:w16cex="http://schemas.microsoft.com/office/word/2018/wordml/cex" xmlns:w16cid="http://schemas.microsoft.com/office/word/2016/wordml/cid" xmlns:w16="http://schemas.microsoft.com/office/word/2018/wordml" xmlns:w16du="http://schemas.microsoft.com/office/word/2023/wordml/word16du" xmlns:w16sdtdh="http://schemas.microsoft.com/office/word/2020/wordml/sdtdatahash" xmlns:w16sdtfl="http://schemas.microsoft.com/office/word/2024/wordml/sdtformatlock" xmlns:w16se="http://schemas.microsoft.com/office/word/2015/wordml/symex" xmlns:wpg="http://schemas.microsoft.com/office/word/2010/wordprocessingGroup" xmlns:wpi="http://schemas.microsoft.com/office/word/2010/wordprocessingInk" xmlns:wne="http://schemas.microsoft.com/office/word/2006/wordml" xmlns:wps="http://schemas.microsoft.com/office/word/2010/wordprocessingShape" mc:Ignorable="w14 w15 w16se w16cid w16 w16cex w16sdtdh w16sdtfl w16du wp14">
+<w:document xmlns:wpc="http://schemas.microsoft.com/office/word/2010/wordprocessingCanvas" xmlns:cx="http://schemas.microsoft.com/office/drawing/2014/chartex" xmlns:cx1="http://schemas.microsoft.com/office/drawing/2015/9/8/chartex" xmlns:mc="http://schemas.openxmlformats.org/markup-compatibility/2006" xmlns:o="urn:schemas-microsoft-com:office:office" xmlns:r="http://schemas.openxmlformats.org/officeDocument/2006/relationships" xmlns:m="http://schemas.openxmlformats.org/officeDocument/2006/math" xmlns:v="urn:schemas-microsoft-com:vml" xmlns:wp14="http://schemas.microsoft.com/office/word/2010/wordprocessingDrawing" xmlns:wp="http://schemas.openxmlformats.org/drawingml/2006/wordprocessingDrawing" xmlns:w10="urn:schemas-microsoft-com:office:word" xmlns:w="http://schemas.openxmlformats.org/wordprocessingml/2006/main" xmlns:w14="http://schemas.microsoft.com/office/word/2010/wordml" xmlns:w15="http://schemas.microsoft.com/office/word/2012/wordml" xmlns:w16se="http://schemas.microsoft.com/office/word/2015/wordml/symex" xmlns:wpg="http://schemas.microsoft.com/office/word/2010/wordprocessingGroup" xmlns:wpi="http://schemas.microsoft.com/office/word/2010/wordprocessingInk" xmlns:wne="http://schemas.microsoft.com/office/word/2006/wordml" xmlns:wps="http://schemas.microsoft.com/office/word/2010/wordprocessingShape" mc:Ignorable="w14 w15 w16se wp14">
   <w:body>
     <w:tbl>
       <w:tblPr>
@@ -150,78 +150,23 @@
                 <w:szCs w:val="26"/>
                 <w:lang w:val="en-US"/>
               </w:rPr>
-              <w:t xml:space="preserve">TP. </w:t>
-            </w:r>
-            <w:proofErr w:type="spellStart"/>
+              <w:t>TP. Hồ Chí Minh</w:t>
+            </w:r>
             <w:r>
               <w:rPr>
                 <w:i/>
                 <w:sz w:val="26"/>
                 <w:szCs w:val="26"/>
-                <w:lang w:val="en-US"/>
-              </w:rPr>
-              <w:t>Hồ</w:t>
-            </w:r>
-            <w:proofErr w:type="spellEnd"/>
+              </w:rPr>
+              <w:t xml:space="preserve">, </w:t>
+            </w:r>
             <w:r>
               <w:rPr>
                 <w:i/>
                 <w:sz w:val="26"/>
                 <w:szCs w:val="26"/>
-                <w:lang w:val="en-US"/>
-              </w:rPr>
-              <w:t xml:space="preserve"> Chí Minh</w:t>
-            </w:r>
-            <w:r>
-              <w:rPr>
-                <w:i/>
-                <w:sz w:val="26"/>
-                <w:szCs w:val="26"/>
-              </w:rPr>
-              <w:t xml:space="preserve">, ngày </w:t>
-            </w:r>
-            <w:r>
-              <w:rPr>
-                <w:i/>
-                <w:sz w:val="26"/>
-                <w:szCs w:val="26"/>
-                <w:lang w:val="en-US"/>
-              </w:rPr>
-              <w:t>29</w:t>
-            </w:r>
-            <w:r>
-              <w:rPr>
-                <w:i/>
-                <w:sz w:val="26"/>
-                <w:szCs w:val="26"/>
-              </w:rPr>
-              <w:t xml:space="preserve"> tháng </w:t>
-            </w:r>
-            <w:r>
-              <w:rPr>
-                <w:i/>
-                <w:sz w:val="26"/>
-                <w:szCs w:val="26"/>
-                <w:lang w:val="en-US"/>
-              </w:rPr>
-              <w:t xml:space="preserve">7 </w:t>
-            </w:r>
-            <w:r>
-              <w:rPr>
-                <w:i/>
-                <w:sz w:val="26"/>
-                <w:szCs w:val="26"/>
-              </w:rPr>
-              <w:t xml:space="preserve">năm </w:t>
-            </w:r>
-            <w:r>
-              <w:rPr>
-                <w:i/>
-                <w:sz w:val="26"/>
-                <w:szCs w:val="26"/>
-                <w:lang w:val="en-US"/>
-              </w:rPr>
-              <w:t>2026</w:t>
+              </w:rPr>
+              <w:t>ngày 4 tháng 9 năm 2026</w:t>
             </w:r>
           </w:p>
         </w:tc>
@@ -357,7 +302,14 @@
           <w:sz w:val="28"/>
           <w:szCs w:val="28"/>
         </w:rPr>
-        <w:t>Bà: NGUYỄN THỊ THANH THÚY</w:t>
+        <w:t>Bà: NGUYỄN THỊ THANH TH</w:t>
+      </w:r>
+      <w:r>
+        <w:rPr>
+          <w:sz w:val="28"/>
+          <w:szCs w:val="28"/>
+        </w:rPr>
+        <w:t>ÚY</w:t>
       </w:r>
     </w:p>
     <w:p>
@@ -453,7 +405,14 @@
           <w:sz w:val="28"/>
           <w:szCs w:val="28"/>
         </w:rPr>
-        <w:t>Vốn điều lệ của Công ty: 250.000.000 đồng (Bằng chữ: Hai trăm năm mươi triệu đồng).</w:t>
+        <w:t xml:space="preserve">Vốn điều lệ của Công ty: </w:t>
+      </w:r>
+      <w:r>
+        <w:rPr>
+          <w:sz w:val="28"/>
+          <w:szCs w:val="28"/>
+        </w:rPr>
+        <w:t>250.000.000 đồng (Bằng chữ: Hai trăm năm mươi triệu đồng).</w:t>
       </w:r>
     </w:p>
     <w:p>
@@ -483,7 +442,14 @@
           <w:sz w:val="28"/>
           <w:szCs w:val="28"/>
         </w:rPr>
-        <w:t>Tỷ lệ phần vốn góp: 68% vốn điều lệ của Công ty. Trong đó, số vốn góp thêm là: 110.000.000 đồng (Bằng chữ: Một trăm mười triệu đồng).</w:t>
+        <w:t>Tỷ lệ phần vốn góp: 68% vốn điều lệ của Công ty. Trong đó, số vốn góp thêm là: 110.000.000 đồng (Bằng chữ: Mộ</w:t>
+      </w:r>
+      <w:r>
+        <w:rPr>
+          <w:sz w:val="28"/>
+          <w:szCs w:val="28"/>
+        </w:rPr>
+        <w:t>t trăm mười triệu đồng).</w:t>
       </w:r>
     </w:p>
     <w:p>
@@ -509,8 +475,17 @@
           <w:sz w:val="28"/>
           <w:szCs w:val="28"/>
         </w:rPr>
-        <w:t>Ngày cấp giấy chứng nhận phần vốn góp: 29/7/2026</w:t>
-      </w:r>
+        <w:t xml:space="preserve">Ngày cấp giấy chứng nhận phần vốn góp: </w:t>
+      </w:r>
+      <w:r>
+        <w:rPr>
+          <w:sz w:val="28"/>
+          <w:szCs w:val="28"/>
+        </w:rPr>
+        <w:t>ngày 4 tháng 9 năm 2026</w:t>
+      </w:r>
+      <w:bookmarkStart w:id="0" w:name="_GoBack"/>
+      <w:bookmarkEnd w:id="0"/>
     </w:p>
     <w:p>
       <w:pPr>
@@ -539,7 +514,14 @@
           <w:sz w:val="28"/>
           <w:szCs w:val="28"/>
         </w:rPr>
-        <w:t>Rất mong nhận được sự xem xét, chấp thuận và tạo điều kiện thuận lợi./.</w:t>
+        <w:t>Rất mong nhận được sự xem xét, chấp thuận v</w:t>
+      </w:r>
+      <w:r>
+        <w:rPr>
+          <w:sz w:val="28"/>
+          <w:szCs w:val="28"/>
+        </w:rPr>
+        <w:t>à tạo điều kiện thuận lợi./.</w:t>
       </w:r>
     </w:p>
     <w:p>
@@ -558,61 +540,7 @@
           <w:szCs w:val="28"/>
           <w:lang w:val="en-US"/>
         </w:rPr>
-        <w:t xml:space="preserve">Trân </w:t>
-      </w:r>
-      <w:proofErr w:type="spellStart"/>
-      <w:r>
-        <w:rPr>
-          <w:sz w:val="28"/>
-          <w:szCs w:val="28"/>
-          <w:lang w:val="en-US"/>
-        </w:rPr>
-        <w:t>trọng</w:t>
-      </w:r>
-      <w:proofErr w:type="spellEnd"/>
-      <w:r>
-        <w:rPr>
-          <w:sz w:val="28"/>
-          <w:szCs w:val="28"/>
-          <w:lang w:val="en-US"/>
-        </w:rPr>
-        <w:t xml:space="preserve"> </w:t>
-      </w:r>
-      <w:proofErr w:type="spellStart"/>
-      <w:r>
-        <w:rPr>
-          <w:sz w:val="28"/>
-          <w:szCs w:val="28"/>
-          <w:lang w:val="en-US"/>
-        </w:rPr>
-        <w:t>cảm</w:t>
-      </w:r>
-      <w:proofErr w:type="spellEnd"/>
-      <w:r>
-        <w:rPr>
-          <w:sz w:val="28"/>
-          <w:szCs w:val="28"/>
-          <w:lang w:val="en-US"/>
-        </w:rPr>
-        <w:t xml:space="preserve"> </w:t>
-      </w:r>
-      <w:proofErr w:type="spellStart"/>
-      <w:r>
-        <w:rPr>
-          <w:sz w:val="28"/>
-          <w:szCs w:val="28"/>
-          <w:lang w:val="en-US"/>
-        </w:rPr>
-        <w:t>ơn</w:t>
-      </w:r>
-      <w:proofErr w:type="spellEnd"/>
-      <w:r>
-        <w:rPr>
-          <w:sz w:val="28"/>
-          <w:szCs w:val="28"/>
-          <w:lang w:val="en-US"/>
-        </w:rPr>
-        <w:t>!</w:t>
+        <w:t>Trân trọng cảm ơn!</w:t>
       </w:r>
       <w:r>
         <w:br w:type="page"/>
@@ -689,7 +617,6 @@
               </w:rPr>
               <w:t xml:space="preserve">- Như </w:t>
             </w:r>
-            <w:proofErr w:type="spellStart"/>
             <w:r>
               <w:rPr>
                 <w:sz w:val="22"/>
@@ -698,7 +625,6 @@
               </w:rPr>
               <w:t>trên</w:t>
             </w:r>
-            <w:proofErr w:type="spellEnd"/>
             <w:r>
               <w:rPr>
                 <w:sz w:val="22"/>
@@ -818,9 +744,8 @@
                 <w:iCs/>
                 <w:lang w:val="en-US"/>
               </w:rPr>
-              <w:t>(</w:t>
-            </w:r>
-            <w:proofErr w:type="spellStart"/>
+              <w:t>(Ký và ghi rõ h</w:t>
+            </w:r>
             <w:r>
               <w:rPr>
                 <w:rFonts w:eastAsia="DengXian;等线"/>
@@ -828,9 +753,8 @@
                 <w:iCs/>
                 <w:lang w:val="en-US"/>
               </w:rPr>
-              <w:t>Ký</w:t>
-            </w:r>
-            <w:proofErr w:type="spellEnd"/>
+              <w:t>ọ</w:t>
+            </w:r>
             <w:r>
               <w:rPr>
                 <w:rFonts w:eastAsia="DengXian;等线"/>
@@ -838,107 +762,7 @@
                 <w:iCs/>
                 <w:lang w:val="en-US"/>
               </w:rPr>
-              <w:t xml:space="preserve"> </w:t>
-            </w:r>
-            <w:proofErr w:type="spellStart"/>
-            <w:r>
-              <w:rPr>
-                <w:rFonts w:eastAsia="DengXian;等线"/>
-                <w:i/>
-                <w:iCs/>
-                <w:lang w:val="en-US"/>
-              </w:rPr>
-              <w:t>và</w:t>
-            </w:r>
-            <w:proofErr w:type="spellEnd"/>
-            <w:r>
-              <w:rPr>
-                <w:rFonts w:eastAsia="DengXian;等线"/>
-                <w:i/>
-                <w:iCs/>
-                <w:lang w:val="en-US"/>
-              </w:rPr>
-              <w:t xml:space="preserve"> </w:t>
-            </w:r>
-            <w:proofErr w:type="spellStart"/>
-            <w:r>
-              <w:rPr>
-                <w:rFonts w:eastAsia="DengXian;等线"/>
-                <w:i/>
-                <w:iCs/>
-                <w:lang w:val="en-US"/>
-              </w:rPr>
-              <w:t>ghi</w:t>
-            </w:r>
-            <w:proofErr w:type="spellEnd"/>
-            <w:r>
-              <w:rPr>
-                <w:rFonts w:eastAsia="DengXian;等线"/>
-                <w:i/>
-                <w:iCs/>
-                <w:lang w:val="en-US"/>
-              </w:rPr>
-              <w:t xml:space="preserve"> </w:t>
-            </w:r>
-            <w:proofErr w:type="spellStart"/>
-            <w:r>
-              <w:rPr>
-                <w:rFonts w:eastAsia="DengXian;等线"/>
-                <w:i/>
-                <w:iCs/>
-                <w:lang w:val="en-US"/>
-              </w:rPr>
-              <w:t>rõ</w:t>
-            </w:r>
-            <w:proofErr w:type="spellEnd"/>
-            <w:r>
-              <w:rPr>
-                <w:rFonts w:eastAsia="DengXian;等线"/>
-                <w:i/>
-                <w:iCs/>
-                <w:lang w:val="en-US"/>
-              </w:rPr>
-              <w:t xml:space="preserve"> </w:t>
-            </w:r>
-            <w:proofErr w:type="spellStart"/>
-            <w:r>
-              <w:rPr>
-                <w:rFonts w:eastAsia="DengXian;等线"/>
-                <w:i/>
-                <w:iCs/>
-                <w:lang w:val="en-US"/>
-              </w:rPr>
-              <w:t>họ</w:t>
-            </w:r>
-            <w:proofErr w:type="spellEnd"/>
-            <w:r>
-              <w:rPr>
-                <w:rFonts w:eastAsia="DengXian;等线"/>
-                <w:i/>
-                <w:iCs/>
-                <w:lang w:val="en-US"/>
-              </w:rPr>
-              <w:t xml:space="preserve"> </w:t>
-            </w:r>
-            <w:proofErr w:type="spellStart"/>
-            <w:r>
-              <w:rPr>
-                <w:rFonts w:eastAsia="DengXian;等线"/>
-                <w:i/>
-                <w:iCs/>
-                <w:lang w:val="en-US"/>
-              </w:rPr>
-              <w:t>tên</w:t>
-            </w:r>
-            <w:proofErr w:type="spellEnd"/>
-            <w:r>
-              <w:rPr>
-                <w:rFonts w:eastAsia="DengXian;等线"/>
-                <w:i/>
-                <w:iCs/>
-                <w:lang w:val="en-US"/>
-              </w:rPr>
-              <w:t>)</w:t>
+              <w:t xml:space="preserve"> tên)</w:t>
             </w:r>
           </w:p>
           <w:p>
@@ -1088,7 +912,7 @@
 </file>
 
 <file path=word/styles.xml><?xml version="1.0" encoding="utf-8"?>
-<w:styles xmlns:mc="http://schemas.openxmlformats.org/markup-compatibility/2006" xmlns:r="http://schemas.openxmlformats.org/officeDocument/2006/relationships" xmlns:w="http://schemas.openxmlformats.org/wordprocessingml/2006/main" xmlns:w14="http://schemas.microsoft.com/office/word/2010/wordml" xmlns:w15="http://schemas.microsoft.com/office/word/2012/wordml" xmlns:w16cex="http://schemas.microsoft.com/office/word/2018/wordml/cex" xmlns:w16cid="http://schemas.microsoft.com/office/word/2016/wordml/cid" xmlns:w16="http://schemas.microsoft.com/office/word/2018/wordml" xmlns:w16du="http://schemas.microsoft.com/office/word/2023/wordml/word16du" xmlns:w16sdtdh="http://schemas.microsoft.com/office/word/2020/wordml/sdtdatahash" xmlns:w16sdtfl="http://schemas.microsoft.com/office/word/2024/wordml/sdtformatlock" xmlns:w16se="http://schemas.microsoft.com/office/word/2015/wordml/symex" mc:Ignorable="w14 w15 w16se w16cid w16 w16cex w16sdtdh w16sdtfl w16du">
+<w:styles xmlns:mc="http://schemas.openxmlformats.org/markup-compatibility/2006" xmlns:r="http://schemas.openxmlformats.org/officeDocument/2006/relationships" xmlns:w="http://schemas.openxmlformats.org/wordprocessingml/2006/main" xmlns:w14="http://schemas.microsoft.com/office/word/2010/wordml" xmlns:w15="http://schemas.microsoft.com/office/word/2012/wordml" xmlns:w16se="http://schemas.microsoft.com/office/word/2015/wordml/symex" mc:Ignorable="w14 w15 w16se">
   <w:docDefaults>
     <w:rPrDefault>
       <w:rPr>
@@ -1098,7 +922,7 @@
     </w:rPrDefault>
     <w:pPrDefault/>
   </w:docDefaults>
-  <w:latentStyles w:defLockedState="0" w:defUIPriority="99" w:defSemiHidden="0" w:defUnhideWhenUsed="0" w:defQFormat="0" w:count="376">
+  <w:latentStyles w:defLockedState="0" w:defUIPriority="99" w:defSemiHidden="0" w:defUnhideWhenUsed="0" w:defQFormat="0" w:count="371">
     <w:lsdException w:name="Normal" w:uiPriority="0" w:qFormat="1"/>
     <w:lsdException w:name="heading 1" w:uiPriority="9" w:qFormat="1"/>
     <w:lsdException w:name="heading 2" w:semiHidden="1" w:uiPriority="9" w:unhideWhenUsed="1" w:qFormat="1"/>
@@ -1470,11 +1294,6 @@
     <w:lsdException w:name="List Table 5 Dark Accent 6" w:uiPriority="50"/>
     <w:lsdException w:name="List Table 6 Colorful Accent 6" w:uiPriority="51"/>
     <w:lsdException w:name="List Table 7 Colorful Accent 6" w:uiPriority="52"/>
-    <w:lsdException w:name="Mention" w:semiHidden="1" w:unhideWhenUsed="1"/>
-    <w:lsdException w:name="Smart Hyperlink" w:semiHidden="1" w:unhideWhenUsed="1"/>
-    <w:lsdException w:name="Hashtag" w:semiHidden="1" w:unhideWhenUsed="1"/>
-    <w:lsdException w:name="Unresolved Mention" w:semiHidden="1" w:unhideWhenUsed="1"/>
-    <w:lsdException w:name="Smart Link" w:semiHidden="1" w:unhideWhenUsed="1"/>
   </w:latentStyles>
   <w:style w:type="paragraph" w:default="1" w:styleId="Normal">
     <w:name w:val="Normal"/>

--- a/CÔNG TY TNHH PHỤ KIỆN MỘC NĂM HÙNG/NamHung_TangVon/ChungNhanPhanVonGop_NguyenThiThanhThuy_2026_DaSua.docx
+++ b/CÔNG TY TNHH PHỤ KIỆN MỘC NĂM HÙNG/NamHung_TangVon/ChungNhanPhanVonGop_NguyenThiThanhThuy_2026_DaSua.docx
@@ -1,6 +1,6 @@
 
 <file path=word/document.xml><?xml version="1.0" encoding="utf-8"?>
-<w:document xmlns:wpc="http://schemas.microsoft.com/office/word/2010/wordprocessingCanvas" xmlns:cx="http://schemas.microsoft.com/office/drawing/2014/chartex" xmlns:cx1="http://schemas.microsoft.com/office/drawing/2015/9/8/chartex" xmlns:mc="http://schemas.openxmlformats.org/markup-compatibility/2006" xmlns:o="urn:schemas-microsoft-com:office:office" xmlns:r="http://schemas.openxmlformats.org/officeDocument/2006/relationships" xmlns:m="http://schemas.openxmlformats.org/officeDocument/2006/math" xmlns:v="urn:schemas-microsoft-com:vml" xmlns:wp14="http://schemas.microsoft.com/office/word/2010/wordprocessingDrawing" xmlns:wp="http://schemas.openxmlformats.org/drawingml/2006/wordprocessingDrawing" xmlns:w10="urn:schemas-microsoft-com:office:word" xmlns:w="http://schemas.openxmlformats.org/wordprocessingml/2006/main" xmlns:w14="http://schemas.microsoft.com/office/word/2010/wordml" xmlns:w15="http://schemas.microsoft.com/office/word/2012/wordml" xmlns:w16se="http://schemas.microsoft.com/office/word/2015/wordml/symex" xmlns:wpg="http://schemas.microsoft.com/office/word/2010/wordprocessingGroup" xmlns:wpi="http://schemas.microsoft.com/office/word/2010/wordprocessingInk" xmlns:wne="http://schemas.microsoft.com/office/word/2006/wordml" xmlns:wps="http://schemas.microsoft.com/office/word/2010/wordprocessingShape" mc:Ignorable="w14 w15 w16se wp14">
+<w:document xmlns:wpc="http://schemas.microsoft.com/office/word/2010/wordprocessingCanvas" xmlns:cx="http://schemas.microsoft.com/office/drawing/2014/chartex" xmlns:cx1="http://schemas.microsoft.com/office/drawing/2015/9/8/chartex" xmlns:cx2="http://schemas.microsoft.com/office/drawing/2015/10/21/chartex" xmlns:cx3="http://schemas.microsoft.com/office/drawing/2016/5/9/chartex" xmlns:cx4="http://schemas.microsoft.com/office/drawing/2016/5/10/chartex" xmlns:cx5="http://schemas.microsoft.com/office/drawing/2016/5/11/chartex" xmlns:cx6="http://schemas.microsoft.com/office/drawing/2016/5/12/chartex" xmlns:cx7="http://schemas.microsoft.com/office/drawing/2016/5/13/chartex" xmlns:cx8="http://schemas.microsoft.com/office/drawing/2016/5/14/chartex" xmlns:mc="http://schemas.openxmlformats.org/markup-compatibility/2006" xmlns:aink="http://schemas.microsoft.com/office/drawing/2016/ink" xmlns:am3d="http://schemas.microsoft.com/office/drawing/2017/model3d" xmlns:o="urn:schemas-microsoft-com:office:office" xmlns:oel="http://schemas.microsoft.com/office/2019/extlst" xmlns:r="http://schemas.openxmlformats.org/officeDocument/2006/relationships" xmlns:m="http://schemas.openxmlformats.org/officeDocument/2006/math" xmlns:v="urn:schemas-microsoft-com:vml" xmlns:wp14="http://schemas.microsoft.com/office/word/2010/wordprocessingDrawing" xmlns:wp="http://schemas.openxmlformats.org/drawingml/2006/wordprocessingDrawing" xmlns:w10="urn:schemas-microsoft-com:office:word" xmlns:w="http://schemas.openxmlformats.org/wordprocessingml/2006/main" xmlns:w14="http://schemas.microsoft.com/office/word/2010/wordml" xmlns:w15="http://schemas.microsoft.com/office/word/2012/wordml" xmlns:w16cex="http://schemas.microsoft.com/office/word/2018/wordml/cex" xmlns:w16cid="http://schemas.microsoft.com/office/word/2016/wordml/cid" xmlns:w16="http://schemas.microsoft.com/office/word/2018/wordml" xmlns:w16du="http://schemas.microsoft.com/office/word/2023/wordml/word16du" xmlns:w16sdtdh="http://schemas.microsoft.com/office/word/2020/wordml/sdtdatahash" xmlns:w16sdtfl="http://schemas.microsoft.com/office/word/2024/wordml/sdtformatlock" xmlns:w16se="http://schemas.microsoft.com/office/word/2015/wordml/symex" xmlns:wpg="http://schemas.microsoft.com/office/word/2010/wordprocessingGroup" xmlns:wpi="http://schemas.microsoft.com/office/word/2010/wordprocessingInk" xmlns:wne="http://schemas.microsoft.com/office/word/2006/wordml" xmlns:wps="http://schemas.microsoft.com/office/word/2010/wordprocessingShape" mc:Ignorable="w14 w15 w16se w16cid w16 w16cex w16sdtdh w16sdtfl w16du wp14">
   <w:body>
     <w:tbl>
       <w:tblPr>
@@ -166,7 +166,41 @@
                 <w:sz w:val="26"/>
                 <w:szCs w:val="26"/>
               </w:rPr>
-              <w:t>ngày 4 tháng 9 năm 2026</w:t>
+              <w:t xml:space="preserve">ngày </w:t>
+            </w:r>
+            <w:r>
+              <w:rPr>
+                <w:i/>
+                <w:sz w:val="26"/>
+                <w:szCs w:val="26"/>
+                <w:lang w:val="en-US"/>
+              </w:rPr>
+              <w:t>29</w:t>
+            </w:r>
+            <w:r>
+              <w:rPr>
+                <w:i/>
+                <w:sz w:val="26"/>
+                <w:szCs w:val="26"/>
+              </w:rPr>
+              <w:t xml:space="preserve"> tháng </w:t>
+            </w:r>
+            <w:r>
+              <w:rPr>
+                <w:i/>
+                <w:sz w:val="26"/>
+                <w:szCs w:val="26"/>
+                <w:lang w:val="en-US"/>
+              </w:rPr>
+              <w:t>7</w:t>
+            </w:r>
+            <w:r>
+              <w:rPr>
+                <w:i/>
+                <w:sz w:val="26"/>
+                <w:szCs w:val="26"/>
+              </w:rPr>
+              <w:t xml:space="preserve"> năm 2026</w:t>
             </w:r>
           </w:p>
         </w:tc>
@@ -205,23 +239,6 @@
     </w:p>
     <w:p>
       <w:pPr>
-        <w:spacing w:before="360" w:after="120"/>
-        <w:ind w:firstLine="1418"/>
-        <w:rPr>
-          <w:sz w:val="28"/>
-          <w:szCs w:val="28"/>
-        </w:rPr>
-      </w:pPr>
-      <w:r>
-        <w:rPr>
-          <w:sz w:val="28"/>
-          <w:szCs w:val="28"/>
-        </w:rPr>
-        <w:t>Kính gửi: Phòng Đăng ký kinh doanh Thành phố Hồ Chí Minh</w:t>
-      </w:r>
-    </w:p>
-    <w:p>
-      <w:pPr>
         <w:spacing w:before="120" w:after="120"/>
         <w:ind w:firstLine="720"/>
         <w:rPr>
@@ -302,31 +319,7 @@
           <w:sz w:val="28"/>
           <w:szCs w:val="28"/>
         </w:rPr>
-        <w:t>Bà: NGUYỄN THỊ THANH TH</w:t>
-      </w:r>
-      <w:r>
-        <w:rPr>
-          <w:sz w:val="28"/>
-          <w:szCs w:val="28"/>
-        </w:rPr>
-        <w:t>ÚY</w:t>
-      </w:r>
-    </w:p>
-    <w:p>
-      <w:pPr>
-        <w:spacing w:before="120" w:after="120"/>
-        <w:ind w:firstLine="720"/>
-        <w:rPr>
-          <w:sz w:val="28"/>
-          <w:szCs w:val="28"/>
-        </w:rPr>
-      </w:pPr>
-      <w:r>
-        <w:rPr>
-          <w:sz w:val="28"/>
-          <w:szCs w:val="28"/>
-        </w:rPr>
-        <w:t>Sinh ngày 17/01/1983</w:t>
+        <w:t>Bà: NGUYỄN THỊ THANH THÚY</w:t>
       </w:r>
     </w:p>
     <w:p>
@@ -405,14 +398,7 @@
           <w:sz w:val="28"/>
           <w:szCs w:val="28"/>
         </w:rPr>
-        <w:t xml:space="preserve">Vốn điều lệ của Công ty: </w:t>
-      </w:r>
-      <w:r>
-        <w:rPr>
-          <w:sz w:val="28"/>
-          <w:szCs w:val="28"/>
-        </w:rPr>
-        <w:t>250.000.000 đồng (Bằng chữ: Hai trăm năm mươi triệu đồng).</w:t>
+        <w:t>Vốn điều lệ của Công ty: 250.000.000 đồng (Bằng chữ: Hai trăm năm mươi triệu đồng).</w:t>
       </w:r>
     </w:p>
     <w:p>
@@ -442,14 +428,7 @@
           <w:sz w:val="28"/>
           <w:szCs w:val="28"/>
         </w:rPr>
-        <w:t>Tỷ lệ phần vốn góp: 68% vốn điều lệ của Công ty. Trong đó, số vốn góp thêm là: 110.000.000 đồng (Bằng chữ: Mộ</w:t>
-      </w:r>
-      <w:r>
-        <w:rPr>
-          <w:sz w:val="28"/>
-          <w:szCs w:val="28"/>
-        </w:rPr>
-        <w:t>t trăm mười triệu đồng).</w:t>
+        <w:t>Tỷ lệ phần vốn góp: 68% vốn điều lệ của Công ty.</w:t>
       </w:r>
     </w:p>
     <w:p>
@@ -469,6 +448,11 @@
       <w:pPr>
         <w:spacing w:before="120" w:after="120"/>
         <w:ind w:firstLine="720"/>
+        <w:rPr>
+          <w:sz w:val="28"/>
+          <w:szCs w:val="28"/>
+          <w:lang w:val="en-US"/>
+        </w:rPr>
       </w:pPr>
       <w:r>
         <w:rPr>
@@ -482,68 +466,42 @@
           <w:sz w:val="28"/>
           <w:szCs w:val="28"/>
         </w:rPr>
-        <w:t>ngày 4 tháng 9 năm 2026</w:t>
-      </w:r>
-      <w:bookmarkStart w:id="0" w:name="_GoBack"/>
-      <w:bookmarkEnd w:id="0"/>
-    </w:p>
-    <w:p>
-      <w:pPr>
-        <w:spacing w:before="120" w:after="120"/>
-        <w:ind w:firstLine="720"/>
-        <w:rPr>
-          <w:sz w:val="28"/>
-          <w:szCs w:val="28"/>
-        </w:rPr>
-      </w:pPr>
-      <w:r>
-        <w:rPr>
-          <w:sz w:val="28"/>
-          <w:szCs w:val="28"/>
-        </w:rPr>
-        <w:t>CÔNG TY TNHH PHỤ KIỆN MỘC NĂM HÙNG cam kết chịu trách nhiệm về nội dung trình bày trên đây.</w:t>
-      </w:r>
-    </w:p>
-    <w:p>
-      <w:pPr>
-        <w:spacing w:before="120" w:after="120"/>
-        <w:ind w:firstLine="720"/>
-      </w:pPr>
-      <w:r>
-        <w:rPr>
-          <w:sz w:val="28"/>
-          <w:szCs w:val="28"/>
-        </w:rPr>
-        <w:t>Rất mong nhận được sự xem xét, chấp thuận v</w:t>
-      </w:r>
-      <w:r>
-        <w:rPr>
-          <w:sz w:val="28"/>
-          <w:szCs w:val="28"/>
-        </w:rPr>
-        <w:t>à tạo điều kiện thuận lợi./.</w:t>
-      </w:r>
-    </w:p>
-    <w:p>
-      <w:pPr>
-        <w:spacing w:before="120" w:after="120"/>
-        <w:ind w:firstLine="720"/>
-        <w:rPr>
-          <w:sz w:val="28"/>
-          <w:szCs w:val="28"/>
-          <w:lang w:val="en-US"/>
-        </w:rPr>
-      </w:pPr>
-      <w:r>
-        <w:rPr>
-          <w:sz w:val="28"/>
-          <w:szCs w:val="28"/>
-          <w:lang w:val="en-US"/>
-        </w:rPr>
-        <w:t>Trân trọng cảm ơn!</w:t>
-      </w:r>
-      <w:r>
-        <w:br w:type="page"/>
+        <w:t xml:space="preserve">ngày </w:t>
+      </w:r>
+      <w:r>
+        <w:rPr>
+          <w:sz w:val="28"/>
+          <w:szCs w:val="28"/>
+        </w:rPr>
+        <w:t>29</w:t>
+      </w:r>
+      <w:r>
+        <w:rPr>
+          <w:sz w:val="28"/>
+          <w:szCs w:val="28"/>
+        </w:rPr>
+        <w:t xml:space="preserve"> tháng </w:t>
+      </w:r>
+      <w:r>
+        <w:rPr>
+          <w:sz w:val="28"/>
+          <w:szCs w:val="28"/>
+        </w:rPr>
+        <w:t>7</w:t>
+      </w:r>
+      <w:r>
+        <w:rPr>
+          <w:sz w:val="28"/>
+          <w:szCs w:val="28"/>
+        </w:rPr>
+        <w:t xml:space="preserve"> năm 2026</w:t>
+      </w:r>
+      <w:r>
+        <w:rPr>
+          <w:sz w:val="28"/>
+          <w:szCs w:val="28"/>
+        </w:rPr>
+        <w:t>.</w:t>
       </w:r>
     </w:p>
     <w:p>
@@ -584,102 +542,11 @@
           </w:tcPr>
           <w:p>
             <w:pPr>
-              <w:spacing w:before="120"/>
-              <w:ind w:firstLine="720"/>
-              <w:rPr>
-                <w:b/>
-                <w:sz w:val="22"/>
-                <w:szCs w:val="22"/>
-              </w:rPr>
-            </w:pPr>
-            <w:r>
-              <w:rPr>
-                <w:b/>
-                <w:sz w:val="22"/>
-                <w:szCs w:val="22"/>
-              </w:rPr>
-              <w:t>Nơi nhận:</w:t>
-            </w:r>
-          </w:p>
-          <w:p>
-            <w:pPr>
-              <w:ind w:firstLine="720"/>
-              <w:rPr>
-                <w:sz w:val="22"/>
-                <w:szCs w:val="22"/>
-                <w:lang w:val="en-US"/>
-              </w:rPr>
-            </w:pPr>
-            <w:r>
-              <w:rPr>
-                <w:sz w:val="22"/>
-                <w:szCs w:val="22"/>
-              </w:rPr>
-              <w:t xml:space="preserve">- Như </w:t>
-            </w:r>
-            <w:r>
-              <w:rPr>
-                <w:sz w:val="22"/>
-                <w:szCs w:val="22"/>
-                <w:lang w:val="en-US"/>
-              </w:rPr>
-              <w:t>trên</w:t>
-            </w:r>
-            <w:r>
-              <w:rPr>
-                <w:sz w:val="22"/>
-                <w:szCs w:val="22"/>
-              </w:rPr>
-              <w:t>;</w:t>
-            </w:r>
-          </w:p>
-          <w:p>
-            <w:pPr>
-              <w:ind w:firstLine="720"/>
-              <w:rPr>
-                <w:sz w:val="22"/>
-                <w:szCs w:val="22"/>
-                <w:lang w:val="en-US"/>
-              </w:rPr>
-            </w:pPr>
-            <w:r>
-              <w:rPr>
-                <w:sz w:val="22"/>
-                <w:szCs w:val="22"/>
-                <w:lang w:val="en-US"/>
-              </w:rPr>
-              <w:t xml:space="preserve">- HĐTV; </w:t>
-            </w:r>
-          </w:p>
-          <w:p>
-            <w:pPr>
               <w:tabs>
                 <w:tab w:val="left" w:pos="3418"/>
               </w:tabs>
               <w:ind w:firstLine="720"/>
             </w:pPr>
-            <w:r>
-              <w:rPr>
-                <w:sz w:val="22"/>
-                <w:szCs w:val="22"/>
-              </w:rPr>
-              <w:t xml:space="preserve">- Lưu </w:t>
-            </w:r>
-            <w:r>
-              <w:rPr>
-                <w:sz w:val="22"/>
-                <w:szCs w:val="22"/>
-                <w:lang w:val="en-US"/>
-              </w:rPr>
-              <w:t>VP</w:t>
-            </w:r>
-            <w:r>
-              <w:rPr>
-                <w:sz w:val="22"/>
-                <w:szCs w:val="22"/>
-              </w:rPr>
-              <w:t xml:space="preserve">. </w:t>
-            </w:r>
             <w:r>
               <w:rPr>
                 <w:sz w:val="22"/>
@@ -744,25 +611,7 @@
                 <w:iCs/>
                 <w:lang w:val="en-US"/>
               </w:rPr>
-              <w:t>(Ký và ghi rõ h</w:t>
-            </w:r>
-            <w:r>
-              <w:rPr>
-                <w:rFonts w:eastAsia="DengXian;等线"/>
-                <w:i/>
-                <w:iCs/>
-                <w:lang w:val="en-US"/>
-              </w:rPr>
-              <w:t>ọ</w:t>
-            </w:r>
-            <w:r>
-              <w:rPr>
-                <w:rFonts w:eastAsia="DengXian;等线"/>
-                <w:i/>
-                <w:iCs/>
-                <w:lang w:val="en-US"/>
-              </w:rPr>
-              <w:t xml:space="preserve"> tên)</w:t>
+              <w:t>(Ký và ghi rõ họ tên)</w:t>
             </w:r>
           </w:p>
           <w:p>
@@ -832,39 +681,6 @@
               </w:rPr>
               <w:t>NGUYỄN THỊ THANH THÚY</w:t>
             </w:r>
-          </w:p>
-          <w:p>
-            <w:pPr>
-              <w:spacing w:before="120" w:after="120"/>
-              <w:jc w:val="center"/>
-              <w:rPr>
-                <w:b/>
-                <w:sz w:val="28"/>
-                <w:szCs w:val="28"/>
-                <w:lang w:val="en-US"/>
-              </w:rPr>
-            </w:pPr>
-          </w:p>
-          <w:p>
-            <w:pPr>
-              <w:spacing w:before="120" w:after="120"/>
-              <w:rPr>
-                <w:b/>
-                <w:sz w:val="28"/>
-                <w:szCs w:val="28"/>
-                <w:lang w:val="en-US"/>
-              </w:rPr>
-            </w:pPr>
-          </w:p>
-          <w:p>
-            <w:pPr>
-              <w:spacing w:before="120" w:after="120"/>
-              <w:rPr>
-                <w:sz w:val="28"/>
-                <w:szCs w:val="28"/>
-                <w:lang w:val="en-US"/>
-              </w:rPr>
-            </w:pPr>
           </w:p>
           <w:p>
             <w:pPr>
@@ -912,7 +728,7 @@
 </file>
 
 <file path=word/styles.xml><?xml version="1.0" encoding="utf-8"?>
-<w:styles xmlns:mc="http://schemas.openxmlformats.org/markup-compatibility/2006" xmlns:r="http://schemas.openxmlformats.org/officeDocument/2006/relationships" xmlns:w="http://schemas.openxmlformats.org/wordprocessingml/2006/main" xmlns:w14="http://schemas.microsoft.com/office/word/2010/wordml" xmlns:w15="http://schemas.microsoft.com/office/word/2012/wordml" xmlns:w16se="http://schemas.microsoft.com/office/word/2015/wordml/symex" mc:Ignorable="w14 w15 w16se">
+<w:styles xmlns:mc="http://schemas.openxmlformats.org/markup-compatibility/2006" xmlns:r="http://schemas.openxmlformats.org/officeDocument/2006/relationships" xmlns:w="http://schemas.openxmlformats.org/wordprocessingml/2006/main" xmlns:w14="http://schemas.microsoft.com/office/word/2010/wordml" xmlns:w15="http://schemas.microsoft.com/office/word/2012/wordml" xmlns:w16cex="http://schemas.microsoft.com/office/word/2018/wordml/cex" xmlns:w16cid="http://schemas.microsoft.com/office/word/2016/wordml/cid" xmlns:w16="http://schemas.microsoft.com/office/word/2018/wordml" xmlns:w16du="http://schemas.microsoft.com/office/word/2023/wordml/word16du" xmlns:w16sdtdh="http://schemas.microsoft.com/office/word/2020/wordml/sdtdatahash" xmlns:w16sdtfl="http://schemas.microsoft.com/office/word/2024/wordml/sdtformatlock" xmlns:w16se="http://schemas.microsoft.com/office/word/2015/wordml/symex" mc:Ignorable="w14 w15 w16se w16cid w16 w16cex w16sdtdh w16sdtfl w16du">
   <w:docDefaults>
     <w:rPrDefault>
       <w:rPr>
@@ -922,7 +738,7 @@
     </w:rPrDefault>
     <w:pPrDefault/>
   </w:docDefaults>
-  <w:latentStyles w:defLockedState="0" w:defUIPriority="99" w:defSemiHidden="0" w:defUnhideWhenUsed="0" w:defQFormat="0" w:count="371">
+  <w:latentStyles w:defLockedState="0" w:defUIPriority="99" w:defSemiHidden="0" w:defUnhideWhenUsed="0" w:defQFormat="0" w:count="376">
     <w:lsdException w:name="Normal" w:uiPriority="0" w:qFormat="1"/>
     <w:lsdException w:name="heading 1" w:uiPriority="9" w:qFormat="1"/>
     <w:lsdException w:name="heading 2" w:semiHidden="1" w:uiPriority="9" w:unhideWhenUsed="1" w:qFormat="1"/>
@@ -1294,6 +1110,11 @@
     <w:lsdException w:name="List Table 5 Dark Accent 6" w:uiPriority="50"/>
     <w:lsdException w:name="List Table 6 Colorful Accent 6" w:uiPriority="51"/>
     <w:lsdException w:name="List Table 7 Colorful Accent 6" w:uiPriority="52"/>
+    <w:lsdException w:name="Mention" w:semiHidden="1" w:unhideWhenUsed="1"/>
+    <w:lsdException w:name="Smart Hyperlink" w:semiHidden="1" w:unhideWhenUsed="1"/>
+    <w:lsdException w:name="Hashtag" w:semiHidden="1" w:unhideWhenUsed="1"/>
+    <w:lsdException w:name="Unresolved Mention" w:semiHidden="1" w:unhideWhenUsed="1"/>
+    <w:lsdException w:name="Smart Link" w:semiHidden="1" w:unhideWhenUsed="1"/>
   </w:latentStyles>
   <w:style w:type="paragraph" w:default="1" w:styleId="Normal">
     <w:name w:val="Normal"/>
